--- a/pr-preview/pr-203/classification-handout-tracked-changes.docx
+++ b/pr-preview/pr-203/classification-handout-tracked-changes.docx
@@ -16,7 +16,7 @@
       </w:pPr>
       <w:del w:id="1" w:author="PR Preview" w:date="2026-01-01T00:00:00Z">
         <w:r>
-          <w:delText xml:space="preserve">Last modified: 2026-10-15 02:31:46 (PDT)</w:delText>
+          <w:delText xml:space="preserve">Last modified: 2026-10-15 08:36:30 (PDT)</w:delText>
         </w:r>
       </w:del>
     </w:p>
@@ -26,7 +26,7 @@
       </w:pPr>
       <w:ins w:id="2" w:author="PR Preview" w:date="2026-01-01T00:00:00Z">
         <w:r>
-          <w:t xml:space="preserve">Last modified: 2026-10-15 02:29:38 (PDT)</w:t>
+          <w:t xml:space="preserve">Last modified: 2026-10-15 08:32:35 (PDT)</w:t>
         </w:r>
       </w:ins>
     </w:p>
@@ -3933,7 +3933,7 @@
     </w:p>
     <w:bookmarkEnd w:id="42"/>
     <w:bookmarkEnd w:id="43"/>
-    <w:bookmarkStart w:id="59" w:name="X076ffac91629c23ab63ea48ae4a49dc44f38759"/>
+    <w:bookmarkStart w:id="63" w:name="X076ffac91629c23ab63ea48ae4a49dc44f38759"/>
     <w:p>
       <w:pPr>
         <w:pStyle w:val="Heading2"/>
@@ -5179,10 +5179,371 @@
       <w:bookmarkEnd w:id="45"/>
     </w:p>
     <w:bookmarkEnd w:id="46"/>
-    <w:bookmarkStart w:id="47" w:name="exr-ppv-bayes"/>
+    <w:bookmarkStart w:id="48" w:name="thm-prob-positive"/>
     <w:p>
       <w:pPr>
         <w:pStyle w:val="FirstParagraph"/>
+      </w:pPr>
+      <w:r>
+        <w:rPr>
+          <w:b/>
+          <w:bCs/>
+        </w:rPr>
+        <w:t xml:space="preserve">Theorem 1 (Probability of a positive test)</w:t>
+      </w:r>
+      <w:r>
+        <w:t xml:space="preserve"> </w:t>
+      </w:r>
+      <w:r>
+        <w:t xml:space="preserve">Let</w:t>
+      </w:r>
+      <w:r>
+        <w:t xml:space="preserve"> </w:t>
+      </w:r>
+      <m:oMath>
+        <m:r>
+          <m:rPr>
+            <m:nor/>
+            <m:sty m:val="p"/>
+          </m:rPr>
+          <m:t>sens</m:t>
+        </m:r>
+      </m:oMath>
+      <w:r>
+        <w:t xml:space="preserve"> </w:t>
+      </w:r>
+      <w:r>
+        <w:t xml:space="preserve">be the</w:t>
+      </w:r>
+      <w:r>
+        <w:t xml:space="preserve"> </w:t>
+      </w:r>
+      <w:hyperlink w:anchor="def-sensitivity">
+        <w:r>
+          <w:rPr>
+            <w:rStyle w:val="Hyperlink"/>
+          </w:rPr>
+          <w:t xml:space="preserve">sensitivity</w:t>
+        </w:r>
+      </w:hyperlink>
+      <w:r>
+        <w:t xml:space="preserve"> </w:t>
+      </w:r>
+      <w:r>
+        <w:t xml:space="preserve">of a diagnostic test,</w:t>
+      </w:r>
+      <w:r>
+        <w:t xml:space="preserve"> </w:t>
+      </w:r>
+      <m:oMath>
+        <m:r>
+          <m:rPr>
+            <m:nor/>
+            <m:sty m:val="p"/>
+          </m:rPr>
+          <m:t>spec</m:t>
+        </m:r>
+      </m:oMath>
+      <w:r>
+        <w:t xml:space="preserve"> </w:t>
+      </w:r>
+      <w:r>
+        <w:t xml:space="preserve">its</w:t>
+      </w:r>
+      <w:r>
+        <w:t xml:space="preserve"> </w:t>
+      </w:r>
+      <w:hyperlink w:anchor="def-specificity">
+        <w:r>
+          <w:rPr>
+            <w:rStyle w:val="Hyperlink"/>
+          </w:rPr>
+          <w:t xml:space="preserve">specificity</w:t>
+        </w:r>
+      </w:hyperlink>
+      <w:r>
+        <w:t xml:space="preserve">,</w:t>
+      </w:r>
+      <w:r>
+        <w:t xml:space="preserve"> </w:t>
+      </w:r>
+      <w:r>
+        <w:t xml:space="preserve">and</w:t>
+      </w:r>
+      <w:r>
+        <w:t xml:space="preserve"> </w:t>
+      </w:r>
+      <m:oMath>
+        <m:r>
+          <m:t>π</m:t>
+        </m:r>
+      </m:oMath>
+      <w:r>
+        <w:t xml:space="preserve"> </w:t>
+      </w:r>
+      <w:r>
+        <w:t xml:space="preserve">the</w:t>
+      </w:r>
+      <w:r>
+        <w:t xml:space="preserve"> </w:t>
+      </w:r>
+      <w:hyperlink w:anchor="def-prevalence">
+        <w:r>
+          <w:rPr>
+            <w:rStyle w:val="Hyperlink"/>
+          </w:rPr>
+          <w:t xml:space="preserve">prevalence</w:t>
+        </w:r>
+      </w:hyperlink>
+      <w:r>
+        <w:t xml:space="preserve"> </w:t>
+      </w:r>
+      <w:r>
+        <w:t xml:space="preserve">of the disease.</w:t>
+      </w:r>
+      <w:r>
+        <w:t xml:space="preserve"> </w:t>
+      </w:r>
+      <w:r>
+        <w:t xml:space="preserve">Then the probability</w:t>
+      </w:r>
+      <w:r>
+        <w:t xml:space="preserve"> </w:t>
+      </w:r>
+      <m:oMath>
+        <m:r>
+          <m:rPr>
+            <m:sty m:val="p"/>
+          </m:rPr>
+          <m:t>Pr</m:t>
+        </m:r>
+        <m:r>
+          <m:rPr>
+            <m:sty m:val="p"/>
+          </m:rPr>
+          <m:t>(</m:t>
+        </m:r>
+        <m:r>
+          <m:rPr>
+            <m:sty m:val="p"/>
+          </m:rPr>
+          <m:t>+</m:t>
+        </m:r>
+        <m:r>
+          <m:rPr>
+            <m:sty m:val="p"/>
+          </m:rPr>
+          <m:t>)</m:t>
+        </m:r>
+      </m:oMath>
+      <w:r>
+        <w:t xml:space="preserve"> </w:t>
+      </w:r>
+      <w:r>
+        <w:t xml:space="preserve">that the test is positive is:</w:t>
+      </w:r>
+    </w:p>
+    <w:p>
+      <w:pPr>
+        <w:pStyle w:val="BodyText"/>
+      </w:pPr>
+      <w:bookmarkStart w:id="47" w:name="eq-prob-positive"/>
+      <m:oMathPara>
+        <m:oMathParaPr>
+          <m:jc m:val="center"/>
+        </m:oMathParaPr>
+        <m:oMath>
+          <m:r>
+            <m:rPr>
+              <m:sty m:val="p"/>
+            </m:rPr>
+            <m:t>Pr</m:t>
+          </m:r>
+          <m:r>
+            <m:rPr>
+              <m:sty m:val="p"/>
+            </m:rPr>
+            <m:t>(</m:t>
+          </m:r>
+          <m:r>
+            <m:rPr>
+              <m:sty m:val="p"/>
+            </m:rPr>
+            <m:t>+</m:t>
+          </m:r>
+          <m:r>
+            <m:rPr>
+              <m:sty m:val="p"/>
+            </m:rPr>
+            <m:t>)</m:t>
+          </m:r>
+          <m:r>
+            <m:rPr>
+              <m:sty m:val="p"/>
+            </m:rPr>
+            <m:t>=</m:t>
+          </m:r>
+          <m:r>
+            <m:rPr>
+              <m:nor/>
+              <m:sty m:val="p"/>
+            </m:rPr>
+            <m:t>sens</m:t>
+          </m:r>
+          <m:r>
+            <m:rPr>
+              <m:sty m:val="p"/>
+            </m:rPr>
+            <m:t>⋅</m:t>
+          </m:r>
+          <m:r>
+            <m:t>π</m:t>
+          </m:r>
+          <m:r>
+            <m:rPr>
+              <m:sty m:val="p"/>
+            </m:rPr>
+            <m:t>+</m:t>
+          </m:r>
+          <m:r>
+            <m:t>​</m:t>
+          </m:r>
+          <m:d>
+            <m:dPr>
+              <m:begChr m:val="("/>
+              <m:sepChr m:val=""/>
+              <m:endChr m:val=")"/>
+              <m:grow/>
+            </m:dPr>
+            <m:e>
+              <m:r>
+                <m:t>1</m:t>
+              </m:r>
+              <m:r>
+                <m:rPr>
+                  <m:sty m:val="p"/>
+                </m:rPr>
+                <m:t>−</m:t>
+              </m:r>
+              <m:r>
+                <m:rPr>
+                  <m:nor/>
+                  <m:sty m:val="p"/>
+                </m:rPr>
+                <m:t>spec</m:t>
+              </m:r>
+            </m:e>
+          </m:d>
+          <m:r>
+            <m:t>​</m:t>
+          </m:r>
+          <m:r>
+            <m:rPr>
+              <m:sty m:val="p"/>
+            </m:rPr>
+            <m:t>⋅</m:t>
+          </m:r>
+          <m:r>
+            <m:t>​</m:t>
+          </m:r>
+          <m:d>
+            <m:dPr>
+              <m:begChr m:val="("/>
+              <m:sepChr m:val=""/>
+              <m:endChr m:val=")"/>
+              <m:grow/>
+            </m:dPr>
+            <m:e>
+              <m:r>
+                <m:t>1</m:t>
+              </m:r>
+              <m:r>
+                <m:rPr>
+                  <m:sty m:val="p"/>
+                </m:rPr>
+                <m:t>−</m:t>
+              </m:r>
+              <m:r>
+                <m:t>π</m:t>
+              </m:r>
+            </m:e>
+          </m:d>
+          <m:r>
+            <m:t>​</m:t>
+          </m:r>
+          <m:r>
+            <m:t>  </m:t>
+          </m:r>
+          <m:r>
+            <m:rPr>
+              <m:sty m:val="p"/>
+            </m:rPr>
+            <m:t>(</m:t>
+          </m:r>
+          <m:r>
+            <m:t>17</m:t>
+          </m:r>
+          <m:r>
+            <m:rPr>
+              <m:sty m:val="p"/>
+            </m:rPr>
+            <m:t>)</m:t>
+          </m:r>
+        </m:oMath>
+      </m:oMathPara>
+      <w:bookmarkEnd w:id="47"/>
+    </w:p>
+    <w:bookmarkEnd w:id="48"/>
+    <w:p>
+      <w:pPr>
+        <w:pStyle w:val="FirstParagraph"/>
+      </w:pPr>
+      <w:r>
+        <w:rPr>
+          <w:i/>
+          <w:iCs/>
+        </w:rPr>
+        <w:t xml:space="preserve">Proof</w:t>
+      </w:r>
+      <w:r>
+        <w:t xml:space="preserve">. </w:t>
+      </w:r>
+      <w:r>
+        <w:t xml:space="preserve">This is the solution to</w:t>
+      </w:r>
+      <w:r>
+        <w:t xml:space="preserve"> </w:t>
+      </w:r>
+      <w:hyperlink w:anchor="exr-prob-positive">
+        <w:r>
+          <w:rPr>
+            <w:rStyle w:val="Hyperlink"/>
+          </w:rPr>
+          <w:t xml:space="preserve">Exercise 1</w:t>
+        </w:r>
+      </w:hyperlink>
+      <w:r>
+        <w:t xml:space="preserve">, worked in</w:t>
+      </w:r>
+      <w:r>
+        <w:t xml:space="preserve"> </w:t>
+      </w:r>
+      <w:hyperlink w:anchor="sol-prob-positive">
+        <w:r>
+          <w:rPr>
+            <w:rStyle w:val="Hyperlink"/>
+          </w:rPr>
+          <w:t xml:space="preserve">Solution 1</w:t>
+        </w:r>
+      </w:hyperlink>
+      <w:r>
+        <w:t xml:space="preserve">.</w:t>
+      </w:r>
+    </w:p>
+    <w:bookmarkStart w:id="49" w:name="exr-ppv-bayes"/>
+    <w:p>
+      <w:pPr>
+        <w:pStyle w:val="BodyText"/>
       </w:pPr>
       <w:r>
         <w:rPr>
@@ -5302,8 +5663,8 @@
         <w:t xml:space="preserve">of the disease.</w:t>
       </w:r>
     </w:p>
-    <w:bookmarkEnd w:id="47"/>
-    <w:bookmarkStart w:id="49" w:name="sol-ppv-bayes"/>
+    <w:bookmarkEnd w:id="49"/>
+    <w:bookmarkStart w:id="51" w:name="sol-ppv-bayes"/>
     <w:p>
       <w:pPr>
         <w:pStyle w:val="FirstParagraph"/>
@@ -5419,7 +5780,7 @@
       <w:pPr>
         <w:pStyle w:val="BodyText"/>
       </w:pPr>
-      <w:bookmarkStart w:id="48" w:name="eq-ppv-bayes-exr"/>
+      <w:bookmarkStart w:id="50" w:name="eq-ppv-bayes-exr"/>
       <m:oMathPara>
         <m:oMathParaPr>
           <m:jc m:val="center"/>
@@ -5932,7 +6293,7 @@
             <m:t>(</m:t>
           </m:r>
           <m:r>
-            <m:t>17</m:t>
+            <m:t>18</m:t>
           </m:r>
           <m:r>
             <m:rPr>
@@ -5942,10 +6303,10 @@
           </m:r>
         </m:oMath>
       </m:oMathPara>
-      <w:bookmarkEnd w:id="48"/>
+      <w:bookmarkEnd w:id="50"/>
     </w:p>
-    <w:bookmarkEnd w:id="49"/>
-    <w:bookmarkStart w:id="50" w:name="exr-ppv-ratio-form"/>
+    <w:bookmarkEnd w:id="51"/>
+    <w:bookmarkStart w:id="53" w:name="thm-ppv-bayes"/>
     <w:p>
       <w:pPr>
         <w:pStyle w:val="FirstParagraph"/>
@@ -5955,13 +6316,428 @@
           <w:b/>
           <w:bCs/>
         </w:rPr>
-        <w:t xml:space="preserve">Exercise 3 (PPV in terms of two ratios)</w:t>
-      </w:r>
-      <w:r>
-        <w:t xml:space="preserve"> </w:t>
-      </w:r>
-      <w:r>
-        <w:t xml:space="preserve">Rewrite the expression for the positive predictive value from</w:t>
+        <w:t xml:space="preserve">Theorem 2 (PPV from Bayes’ theorem)</w:t>
+      </w:r>
+      <w:r>
+        <w:t xml:space="preserve"> </w:t>
+      </w:r>
+      <w:r>
+        <w:t xml:space="preserve">Let</w:t>
+      </w:r>
+      <w:r>
+        <w:t xml:space="preserve"> </w:t>
+      </w:r>
+      <m:oMath>
+        <m:r>
+          <m:rPr>
+            <m:nor/>
+            <m:sty m:val="p"/>
+          </m:rPr>
+          <m:t>sens</m:t>
+        </m:r>
+      </m:oMath>
+      <w:r>
+        <w:t xml:space="preserve"> </w:t>
+      </w:r>
+      <w:r>
+        <w:t xml:space="preserve">be the</w:t>
+      </w:r>
+      <w:r>
+        <w:t xml:space="preserve"> </w:t>
+      </w:r>
+      <w:hyperlink w:anchor="def-sensitivity">
+        <w:r>
+          <w:rPr>
+            <w:rStyle w:val="Hyperlink"/>
+          </w:rPr>
+          <w:t xml:space="preserve">sensitivity</w:t>
+        </w:r>
+      </w:hyperlink>
+      <w:r>
+        <w:t xml:space="preserve"> </w:t>
+      </w:r>
+      <w:r>
+        <w:t xml:space="preserve">of a diagnostic test,</w:t>
+      </w:r>
+      <w:r>
+        <w:t xml:space="preserve"> </w:t>
+      </w:r>
+      <m:oMath>
+        <m:r>
+          <m:rPr>
+            <m:nor/>
+            <m:sty m:val="p"/>
+          </m:rPr>
+          <m:t>spec</m:t>
+        </m:r>
+      </m:oMath>
+      <w:r>
+        <w:t xml:space="preserve"> </w:t>
+      </w:r>
+      <w:r>
+        <w:t xml:space="preserve">its</w:t>
+      </w:r>
+      <w:r>
+        <w:t xml:space="preserve"> </w:t>
+      </w:r>
+      <w:hyperlink w:anchor="def-specificity">
+        <w:r>
+          <w:rPr>
+            <w:rStyle w:val="Hyperlink"/>
+          </w:rPr>
+          <w:t xml:space="preserve">specificity</w:t>
+        </w:r>
+      </w:hyperlink>
+      <w:r>
+        <w:t xml:space="preserve">,</w:t>
+      </w:r>
+      <w:r>
+        <w:t xml:space="preserve"> </w:t>
+      </w:r>
+      <w:r>
+        <w:t xml:space="preserve">and</w:t>
+      </w:r>
+      <w:r>
+        <w:t xml:space="preserve"> </w:t>
+      </w:r>
+      <m:oMath>
+        <m:r>
+          <m:t>π</m:t>
+        </m:r>
+      </m:oMath>
+      <w:r>
+        <w:t xml:space="preserve"> </w:t>
+      </w:r>
+      <w:r>
+        <w:t xml:space="preserve">the</w:t>
+      </w:r>
+      <w:r>
+        <w:t xml:space="preserve"> </w:t>
+      </w:r>
+      <w:hyperlink w:anchor="def-prevalence">
+        <w:r>
+          <w:rPr>
+            <w:rStyle w:val="Hyperlink"/>
+          </w:rPr>
+          <w:t xml:space="preserve">prevalence</w:t>
+        </w:r>
+      </w:hyperlink>
+      <w:r>
+        <w:t xml:space="preserve"> </w:t>
+      </w:r>
+      <w:r>
+        <w:t xml:space="preserve">of the disease.</w:t>
+      </w:r>
+      <w:r>
+        <w:t xml:space="preserve"> </w:t>
+      </w:r>
+      <w:r>
+        <w:t xml:space="preserve">If the probability of a positive test is positive,</w:t>
+      </w:r>
+      <w:r>
+        <w:t xml:space="preserve"> </w:t>
+      </w:r>
+      <m:oMath>
+        <m:r>
+          <m:rPr>
+            <m:nor/>
+            <m:sty m:val="p"/>
+          </m:rPr>
+          <m:t>sens</m:t>
+        </m:r>
+        <m:r>
+          <m:rPr>
+            <m:sty m:val="p"/>
+          </m:rPr>
+          <m:t>⋅</m:t>
+        </m:r>
+        <m:r>
+          <m:t>π</m:t>
+        </m:r>
+        <m:r>
+          <m:rPr>
+            <m:sty m:val="p"/>
+          </m:rPr>
+          <m:t>+</m:t>
+        </m:r>
+        <m:r>
+          <m:t>​</m:t>
+        </m:r>
+        <m:d>
+          <m:dPr>
+            <m:begChr m:val="("/>
+            <m:sepChr m:val=""/>
+            <m:endChr m:val=")"/>
+            <m:grow/>
+          </m:dPr>
+          <m:e>
+            <m:r>
+              <m:t>1</m:t>
+            </m:r>
+            <m:r>
+              <m:rPr>
+                <m:sty m:val="p"/>
+              </m:rPr>
+              <m:t>−</m:t>
+            </m:r>
+            <m:r>
+              <m:rPr>
+                <m:nor/>
+                <m:sty m:val="p"/>
+              </m:rPr>
+              <m:t>spec</m:t>
+            </m:r>
+          </m:e>
+        </m:d>
+        <m:r>
+          <m:t>​</m:t>
+        </m:r>
+        <m:r>
+          <m:rPr>
+            <m:sty m:val="p"/>
+          </m:rPr>
+          <m:t>⋅</m:t>
+        </m:r>
+        <m:r>
+          <m:t>​</m:t>
+        </m:r>
+        <m:d>
+          <m:dPr>
+            <m:begChr m:val="("/>
+            <m:sepChr m:val=""/>
+            <m:endChr m:val=")"/>
+            <m:grow/>
+          </m:dPr>
+          <m:e>
+            <m:r>
+              <m:t>1</m:t>
+            </m:r>
+            <m:r>
+              <m:rPr>
+                <m:sty m:val="p"/>
+              </m:rPr>
+              <m:t>−</m:t>
+            </m:r>
+            <m:r>
+              <m:t>π</m:t>
+            </m:r>
+          </m:e>
+        </m:d>
+        <m:r>
+          <m:t>​</m:t>
+        </m:r>
+        <m:r>
+          <m:rPr>
+            <m:sty m:val="p"/>
+          </m:rPr>
+          <m:t>&gt;</m:t>
+        </m:r>
+        <m:r>
+          <m:t>0</m:t>
+        </m:r>
+      </m:oMath>
+      <w:r>
+        <w:t xml:space="preserve">,</w:t>
+      </w:r>
+      <w:r>
+        <w:t xml:space="preserve"> </w:t>
+      </w:r>
+      <w:r>
+        <w:t xml:space="preserve">then the</w:t>
+      </w:r>
+      <w:r>
+        <w:t xml:space="preserve"> </w:t>
+      </w:r>
+      <w:hyperlink w:anchor="def-ppv">
+        <w:r>
+          <w:rPr>
+            <w:rStyle w:val="Hyperlink"/>
+          </w:rPr>
+          <w:t xml:space="preserve">positive predictive value</w:t>
+        </w:r>
+      </w:hyperlink>
+      <w:r>
+        <w:t xml:space="preserve"> </w:t>
+      </w:r>
+      <w:r>
+        <w:t xml:space="preserve">of the test is:</w:t>
+      </w:r>
+    </w:p>
+    <w:p>
+      <w:pPr>
+        <w:pStyle w:val="BodyText"/>
+      </w:pPr>
+      <w:bookmarkStart w:id="52" w:name="eq-ppv-bayes"/>
+      <m:oMathPara>
+        <m:oMathParaPr>
+          <m:jc m:val="center"/>
+        </m:oMathParaPr>
+        <m:oMath>
+          <m:r>
+            <m:rPr>
+              <m:nor/>
+              <m:sty m:val="p"/>
+            </m:rPr>
+            <m:t>PPV</m:t>
+          </m:r>
+          <m:r>
+            <m:rPr>
+              <m:sty m:val="p"/>
+            </m:rPr>
+            <m:t>=</m:t>
+          </m:r>
+          <m:f>
+            <m:fPr>
+              <m:type m:val="bar"/>
+            </m:fPr>
+            <m:num>
+              <m:r>
+                <m:rPr>
+                  <m:nor/>
+                  <m:sty m:val="p"/>
+                </m:rPr>
+                <m:t>sens</m:t>
+              </m:r>
+              <m:r>
+                <m:rPr>
+                  <m:sty m:val="p"/>
+                </m:rPr>
+                <m:t>⋅</m:t>
+              </m:r>
+              <m:r>
+                <m:t>π</m:t>
+              </m:r>
+            </m:num>
+            <m:den>
+              <m:r>
+                <m:rPr>
+                  <m:nor/>
+                  <m:sty m:val="p"/>
+                </m:rPr>
+                <m:t>sens</m:t>
+              </m:r>
+              <m:r>
+                <m:rPr>
+                  <m:sty m:val="p"/>
+                </m:rPr>
+                <m:t>⋅</m:t>
+              </m:r>
+              <m:r>
+                <m:t>π</m:t>
+              </m:r>
+              <m:r>
+                <m:rPr>
+                  <m:sty m:val="p"/>
+                </m:rPr>
+                <m:t>+</m:t>
+              </m:r>
+              <m:r>
+                <m:t>​</m:t>
+              </m:r>
+              <m:d>
+                <m:dPr>
+                  <m:begChr m:val="("/>
+                  <m:sepChr m:val=""/>
+                  <m:endChr m:val=")"/>
+                  <m:grow/>
+                </m:dPr>
+                <m:e>
+                  <m:r>
+                    <m:t>1</m:t>
+                  </m:r>
+                  <m:r>
+                    <m:rPr>
+                      <m:sty m:val="p"/>
+                    </m:rPr>
+                    <m:t>−</m:t>
+                  </m:r>
+                  <m:r>
+                    <m:rPr>
+                      <m:nor/>
+                      <m:sty m:val="p"/>
+                    </m:rPr>
+                    <m:t>spec</m:t>
+                  </m:r>
+                </m:e>
+              </m:d>
+              <m:r>
+                <m:t>​</m:t>
+              </m:r>
+              <m:r>
+                <m:rPr>
+                  <m:sty m:val="p"/>
+                </m:rPr>
+                <m:t>⋅</m:t>
+              </m:r>
+              <m:r>
+                <m:t>​</m:t>
+              </m:r>
+              <m:d>
+                <m:dPr>
+                  <m:begChr m:val="("/>
+                  <m:sepChr m:val=""/>
+                  <m:endChr m:val=")"/>
+                  <m:grow/>
+                </m:dPr>
+                <m:e>
+                  <m:r>
+                    <m:t>1</m:t>
+                  </m:r>
+                  <m:r>
+                    <m:rPr>
+                      <m:sty m:val="p"/>
+                    </m:rPr>
+                    <m:t>−</m:t>
+                  </m:r>
+                  <m:r>
+                    <m:t>π</m:t>
+                  </m:r>
+                </m:e>
+              </m:d>
+              <m:r>
+                <m:t>​</m:t>
+              </m:r>
+            </m:den>
+          </m:f>
+          <m:r>
+            <m:t>  </m:t>
+          </m:r>
+          <m:r>
+            <m:rPr>
+              <m:sty m:val="p"/>
+            </m:rPr>
+            <m:t>(</m:t>
+          </m:r>
+          <m:r>
+            <m:t>19</m:t>
+          </m:r>
+          <m:r>
+            <m:rPr>
+              <m:sty m:val="p"/>
+            </m:rPr>
+            <m:t>)</m:t>
+          </m:r>
+        </m:oMath>
+      </m:oMathPara>
+      <w:bookmarkEnd w:id="52"/>
+    </w:p>
+    <w:bookmarkEnd w:id="53"/>
+    <w:p>
+      <w:pPr>
+        <w:pStyle w:val="FirstParagraph"/>
+      </w:pPr>
+      <w:r>
+        <w:rPr>
+          <w:i/>
+          <w:iCs/>
+        </w:rPr>
+        <w:t xml:space="preserve">Proof</w:t>
+      </w:r>
+      <w:r>
+        <w:t xml:space="preserve">. </w:t>
+      </w:r>
+      <w:r>
+        <w:t xml:space="preserve">This is the solution to</w:t>
       </w:r>
       <w:r>
         <w:t xml:space="preserve"> </w:t>
@@ -5972,6 +6748,73 @@
             <w:rStyle w:val="Hyperlink"/>
           </w:rPr>
           <w:t xml:space="preserve">Exercise 2</w:t>
+        </w:r>
+      </w:hyperlink>
+      <w:r>
+        <w:t xml:space="preserve">, worked in</w:t>
+      </w:r>
+      <w:r>
+        <w:t xml:space="preserve"> </w:t>
+      </w:r>
+      <w:hyperlink w:anchor="sol-ppv-bayes">
+        <w:r>
+          <w:rPr>
+            <w:rStyle w:val="Hyperlink"/>
+          </w:rPr>
+          <w:t xml:space="preserve">Solution 2</w:t>
+        </w:r>
+      </w:hyperlink>
+      <w:r>
+        <w:t xml:space="preserve">,</w:t>
+      </w:r>
+      <w:r>
+        <w:t xml:space="preserve"> </w:t>
+      </w:r>
+      <w:r>
+        <w:t xml:space="preserve">which builds on</w:t>
+      </w:r>
+      <w:r>
+        <w:t xml:space="preserve"> </w:t>
+      </w:r>
+      <w:hyperlink w:anchor="thm-prob-positive">
+        <w:r>
+          <w:rPr>
+            <w:rStyle w:val="Hyperlink"/>
+          </w:rPr>
+          <w:t xml:space="preserve">Theorem 1</w:t>
+        </w:r>
+      </w:hyperlink>
+      <w:r>
+        <w:t xml:space="preserve">.</w:t>
+      </w:r>
+    </w:p>
+    <w:bookmarkStart w:id="54" w:name="exr-ppv-ratio-form"/>
+    <w:p>
+      <w:pPr>
+        <w:pStyle w:val="BodyText"/>
+      </w:pPr>
+      <w:r>
+        <w:rPr>
+          <w:b/>
+          <w:bCs/>
+        </w:rPr>
+        <w:t xml:space="preserve">Exercise 3 (PPV in terms of two ratios)</w:t>
+      </w:r>
+      <w:r>
+        <w:t xml:space="preserve"> </w:t>
+      </w:r>
+      <w:r>
+        <w:t xml:space="preserve">Rewrite the expression for the positive predictive value from</w:t>
+      </w:r>
+      <w:r>
+        <w:t xml:space="preserve"> </w:t>
+      </w:r>
+      <w:hyperlink w:anchor="thm-ppv-bayes">
+        <w:r>
+          <w:rPr>
+            <w:rStyle w:val="Hyperlink"/>
+          </w:rPr>
+          <w:t xml:space="preserve">Theorem 2</w:t>
         </w:r>
       </w:hyperlink>
       <w:r>
@@ -6071,8 +6914,8 @@
         <w:t xml:space="preserve">of non-diseased to diseased people in the population.</w:t>
       </w:r>
     </w:p>
-    <w:bookmarkEnd w:id="50"/>
-    <w:bookmarkStart w:id="52" w:name="sol-ppv-ratio-form"/>
+    <w:bookmarkEnd w:id="54"/>
+    <w:bookmarkStart w:id="56" w:name="sol-ppv-ratio-form"/>
     <w:p>
       <w:pPr>
         <w:pStyle w:val="BodyText"/>
@@ -6244,12 +7087,12 @@
       <w:r>
         <w:t xml:space="preserve"> </w:t>
       </w:r>
-      <w:hyperlink w:anchor="exr-ppv-bayes">
+      <w:hyperlink w:anchor="thm-ppv-bayes">
         <w:r>
           <w:rPr>
             <w:rStyle w:val="Hyperlink"/>
           </w:rPr>
-          <w:t xml:space="preserve">Exercise 2</w:t>
+          <w:t xml:space="preserve">Theorem 2</w:t>
         </w:r>
       </w:hyperlink>
       <w:r>
@@ -6343,7 +7186,7 @@
       <w:pPr>
         <w:pStyle w:val="BodyText"/>
       </w:pPr>
-      <w:bookmarkStart w:id="51" w:name="eq-ppv-ratio-form-exr"/>
+      <w:bookmarkStart w:id="55" w:name="eq-ppv-ratio-form-exr"/>
       <m:oMathPara>
         <m:oMathParaPr>
           <m:jc m:val="center"/>
@@ -6937,7 +7780,7 @@
             <m:t>(</m:t>
           </m:r>
           <m:r>
-            <m:t>18</m:t>
+            <m:t>20</m:t>
           </m:r>
           <m:r>
             <m:rPr>
@@ -6947,10 +7790,10 @@
           </m:r>
         </m:oMath>
       </m:oMathPara>
-      <w:bookmarkEnd w:id="51"/>
+      <w:bookmarkEnd w:id="55"/>
     </w:p>
-    <w:bookmarkEnd w:id="52"/>
-    <w:bookmarkStart w:id="54" w:name="thm-ppv-sens-spec-prev"/>
+    <w:bookmarkEnd w:id="56"/>
+    <w:bookmarkStart w:id="58" w:name="thm-ppv-sens-spec-prev"/>
     <w:p>
       <w:pPr>
         <w:pStyle w:val="FirstParagraph"/>
@@ -6960,7 +7803,7 @@
           <w:b/>
           <w:bCs/>
         </w:rPr>
-        <w:t xml:space="preserve">Theorem 1 (PPV in terms of sensitivity, specificity, and prevalence)</w:t>
+        <w:t xml:space="preserve">Theorem 3 (PPV in terms of sensitivity, specificity, and prevalence)</w:t>
       </w:r>
       <w:r>
         <w:t xml:space="preserve"> </w:t>
@@ -7023,7 +7866,7 @@
       <w:pPr>
         <w:pStyle w:val="BodyText"/>
       </w:pPr>
-      <w:bookmarkStart w:id="53" w:name="eq-ppv-sens-spec-prev"/>
+      <w:bookmarkStart w:id="57" w:name="eq-ppv-sens-spec-prev"/>
       <m:oMathPara>
         <m:oMathParaPr>
           <m:jc m:val="center"/>
@@ -7135,7 +7978,7 @@
             <m:t>(</m:t>
           </m:r>
           <m:r>
-            <m:t>19</m:t>
+            <m:t>21</m:t>
           </m:r>
           <m:r>
             <m:rPr>
@@ -7145,9 +7988,9 @@
           </m:r>
         </m:oMath>
       </m:oMathPara>
-      <w:bookmarkEnd w:id="53"/>
+      <w:bookmarkEnd w:id="57"/>
     </w:p>
-    <w:bookmarkEnd w:id="54"/>
+    <w:bookmarkEnd w:id="58"/>
     <w:p>
       <w:pPr>
         <w:pStyle w:val="FirstParagraph"/>
@@ -7177,47 +8020,61 @@
         </w:r>
       </w:hyperlink>
       <w:r>
-        <w:t xml:space="preserve">,</w:t>
-      </w:r>
-      <w:r>
-        <w:t xml:space="preserve"> </w:t>
-      </w:r>
-      <w:r>
-        <w:t xml:space="preserve">which builds on</w:t>
-      </w:r>
-      <w:r>
-        <w:t xml:space="preserve"> </w:t>
-      </w:r>
-      <w:hyperlink w:anchor="exr-ppv-bayes">
+        <w:t xml:space="preserve">, worked in</w:t>
+      </w:r>
+      <w:r>
+        <w:t xml:space="preserve"> </w:t>
+      </w:r>
+      <w:hyperlink w:anchor="sol-ppv-ratio-form">
         <w:r>
           <w:rPr>
             <w:rStyle w:val="Hyperlink"/>
           </w:rPr>
-          <w:t xml:space="preserve">Exercise 2</w:t>
+          <w:t xml:space="preserve">Solution 3</w:t>
         </w:r>
       </w:hyperlink>
       <w:r>
-        <w:t xml:space="preserve"> </w:t>
-      </w:r>
-      <w:r>
-        <w:t xml:space="preserve">and</w:t>
-      </w:r>
-      <w:r>
-        <w:t xml:space="preserve"> </w:t>
-      </w:r>
-      <w:hyperlink w:anchor="exr-prob-positive">
+        <w:t xml:space="preserve">,</w:t>
+      </w:r>
+      <w:r>
+        <w:t xml:space="preserve"> </w:t>
+      </w:r>
+      <w:r>
+        <w:t xml:space="preserve">which builds on</w:t>
+      </w:r>
+      <w:r>
+        <w:t xml:space="preserve"> </w:t>
+      </w:r>
+      <w:hyperlink w:anchor="thm-ppv-bayes">
         <w:r>
           <w:rPr>
             <w:rStyle w:val="Hyperlink"/>
           </w:rPr>
-          <w:t xml:space="preserve">Exercise 1</w:t>
+          <w:t xml:space="preserve">Theorem 2</w:t>
         </w:r>
       </w:hyperlink>
       <w:r>
+        <w:t xml:space="preserve"> </w:t>
+      </w:r>
+      <w:r>
+        <w:t xml:space="preserve">and</w:t>
+      </w:r>
+      <w:r>
+        <w:t xml:space="preserve"> </w:t>
+      </w:r>
+      <w:hyperlink w:anchor="thm-prob-positive">
+        <w:r>
+          <w:rPr>
+            <w:rStyle w:val="Hyperlink"/>
+          </w:rPr>
+          <w:t xml:space="preserve">Theorem 1</w:t>
+        </w:r>
+      </w:hyperlink>
+      <w:r>
         <w:t xml:space="preserve">.</w:t>
       </w:r>
     </w:p>
-    <w:bookmarkStart w:id="57" w:name="exm-ppv-sens-spec-prev"/>
+    <w:bookmarkStart w:id="61" w:name="exm-ppv-sens-spec-prev"/>
     <w:p>
       <w:pPr>
         <w:pStyle w:val="BodyText"/>
@@ -7294,7 +8151,7 @@
           <w:rPr>
             <w:rStyle w:val="Hyperlink"/>
           </w:rPr>
-          <w:t xml:space="preserve">Theorem 1</w:t>
+          <w:t xml:space="preserve">Theorem 3</w:t>
         </w:r>
       </w:hyperlink>
       <w:r>
@@ -7308,7 +8165,7 @@
       <w:pPr>
         <w:pStyle w:val="BodyText"/>
       </w:pPr>
-      <w:bookmarkStart w:id="55" w:name="eq-ppv-sens-spec-prev-exm"/>
+      <w:bookmarkStart w:id="59" w:name="eq-ppv-sens-spec-prev-exm"/>
       <m:oMathPara>
         <m:oMathParaPr>
           <m:jc m:val="center"/>
@@ -7791,7 +8648,7 @@
             <m:t>(</m:t>
           </m:r>
           <m:r>
-            <m:t>20</m:t>
+            <m:t>22</m:t>
           </m:r>
           <m:r>
             <m:rPr>
@@ -7801,7 +8658,7 @@
           </m:r>
         </m:oMath>
       </m:oMathPara>
-      <w:bookmarkEnd w:id="55"/>
+      <w:bookmarkEnd w:id="59"/>
     </w:p>
     <w:p>
       <w:pPr>
@@ -7884,7 +8741,7 @@
       <w:pPr>
         <w:pStyle w:val="BodyText"/>
       </w:pPr>
-      <w:bookmarkStart w:id="56" w:name="eq-ppv-sens-spec-prev-exm-2"/>
+      <w:bookmarkStart w:id="60" w:name="eq-ppv-sens-spec-prev-exm-2"/>
       <m:oMathPara>
         <m:oMathParaPr>
           <m:jc m:val="center"/>
@@ -8149,7 +9006,7 @@
             <m:t>(</m:t>
           </m:r>
           <m:r>
-            <m:t>21</m:t>
+            <m:t>23</m:t>
           </m:r>
           <m:r>
             <m:rPr>
@@ -8159,7 +9016,7 @@
           </m:r>
         </m:oMath>
       </m:oMathPara>
-      <w:bookmarkEnd w:id="56"/>
+      <w:bookmarkEnd w:id="60"/>
     </w:p>
     <w:p>
       <w:pPr>
@@ -8169,8 +9026,8 @@
         <w:t xml:space="preserve">so about 9 in 10 positive results would be false positives.</w:t>
       </w:r>
     </w:p>
-    <w:bookmarkEnd w:id="57"/>
-    <w:bookmarkStart w:id="58" w:name="rem-ppv-prevalence"/>
+    <w:bookmarkEnd w:id="61"/>
+    <w:bookmarkStart w:id="62" w:name="rem-ppv-prevalence"/>
     <w:p>
       <w:pPr>
         <w:pStyle w:val="BodyText"/>
@@ -8249,7 +9106,7 @@
           <w:rPr>
             <w:rStyle w:val="Hyperlink"/>
           </w:rPr>
-          <w:t xml:space="preserve">Theorem 1</w:t>
+          <w:t xml:space="preserve">Theorem 3</w:t>
         </w:r>
       </w:hyperlink>
       <w:r>
@@ -8294,8 +9151,8 @@
         <w:t xml:space="preserve">shows.</w:t>
       </w:r>
     </w:p>
-    <w:bookmarkEnd w:id="58"/>
-    <w:bookmarkEnd w:id="59"/>
+    <w:bookmarkEnd w:id="62"/>
+    <w:bookmarkEnd w:id="63"/>
     <w:sectPr>
       <w:footnotePr>
         <w:numRestart w:val="eachSect"/>

--- a/pr-preview/pr-203/classification-handout-tracked-changes.docx
+++ b/pr-preview/pr-203/classification-handout-tracked-changes.docx
@@ -16,7 +16,7 @@
       </w:pPr>
       <w:del w:id="1" w:author="PR Preview" w:date="2026-01-01T00:00:00Z">
         <w:r>
-          <w:delText xml:space="preserve">Last modified: 2026-10-15 08:36:30 (PDT)</w:delText>
+          <w:delText xml:space="preserve">Last modified: 2026-10-15 08:49:51 (PDT)</w:delText>
         </w:r>
       </w:del>
     </w:p>
@@ -26,11 +26,11 @@
       </w:pPr>
       <w:ins w:id="2" w:author="PR Preview" w:date="2026-01-01T00:00:00Z">
         <w:r>
-          <w:t xml:space="preserve">Last modified: 2026-10-15 08:32:35 (PDT)</w:t>
+          <w:t xml:space="preserve">Last modified: 2026-10-15 08:52:19 (PDT)</w:t>
         </w:r>
       </w:ins>
     </w:p>
-    <w:bookmarkStart w:id="16" w:name="introduction"/>
+    <w:bookmarkStart w:id="18" w:name="introduction"/>
     <w:p>
       <w:pPr>
         <w:pStyle w:val="Heading2"/>
@@ -182,7 +182,7 @@
         <w:t xml:space="preserve">.</w:t>
       </w:r>
     </w:p>
-    <w:bookmarkStart w:id="12" w:name="def-classification"/>
+    <w:bookmarkStart w:id="11" w:name="def-classification"/>
     <w:p>
       <w:pPr>
         <w:pStyle w:val="BodyText"/>
@@ -220,7 +220,64 @@
         <w:t xml:space="preserve"> </w:t>
       </w:r>
       <w:r>
-        <w:t xml:space="preserve">we seek to assign each observation to one of two or more discrete categories (</w:t>
+        <w:t xml:space="preserve">we seek to assign each observation to one of two or more discrete categories</w:t>
+      </w:r>
+      <w:r>
+        <w:t xml:space="preserve"> </w:t>
+      </w:r>
+      <w:r>
+        <w:t xml:space="preserve">based on its observed features or predictors</w:t>
+      </w:r>
+      <w:r>
+        <w:t xml:space="preserve"> </w:t>
+      </w:r>
+      <m:oMath>
+        <m:r>
+          <m:t>x</m:t>
+        </m:r>
+      </m:oMath>
+      <w:r>
+        <w:t xml:space="preserve">.</w:t>
+      </w:r>
+    </w:p>
+    <w:bookmarkEnd w:id="11"/>
+    <w:bookmarkStart w:id="12" w:name="def-class"/>
+    <w:p>
+      <w:pPr>
+        <w:pStyle w:val="BodyText"/>
+      </w:pPr>
+      <w:r>
+        <w:rPr>
+          <w:b/>
+          <w:bCs/>
+        </w:rPr>
+        <w:t xml:space="preserve">Definition 2 (Class)</w:t>
+      </w:r>
+      <w:r>
+        <w:t xml:space="preserve"> </w:t>
+      </w:r>
+      <w:r>
+        <w:t xml:space="preserve">The discrete categories of a classification problem (</w:t>
+      </w:r>
+      <w:hyperlink w:anchor="def-classification">
+        <w:r>
+          <w:rPr>
+            <w:rStyle w:val="Hyperlink"/>
+          </w:rPr>
+          <w:t xml:space="preserve">Definition 1</w:t>
+        </w:r>
+      </w:hyperlink>
+      <w:r>
+        <w:t xml:space="preserve">)</w:t>
+      </w:r>
+      <w:r>
+        <w:t xml:space="preserve"> </w:t>
+      </w:r>
+      <w:r>
+        <w:t xml:space="preserve">are its</w:t>
+      </w:r>
+      <w:r>
+        <w:t xml:space="preserve"> </w:t>
       </w:r>
       <w:r>
         <w:rPr>
@@ -230,143 +287,13 @@
         <w:t xml:space="preserve">classes</w:t>
       </w:r>
       <w:r>
-        <w:t xml:space="preserve">)</w:t>
-      </w:r>
-      <w:r>
-        <w:t xml:space="preserve"> </w:t>
-      </w:r>
-      <w:r>
-        <w:t xml:space="preserve">based on its observed features or predictors</w:t>
-      </w:r>
-      <w:r>
-        <w:t xml:space="preserve"> </w:t>
-      </w:r>
-      <m:oMath>
-        <m:r>
-          <m:t>x</m:t>
-        </m:r>
-      </m:oMath>
-      <w:r>
-        <w:t xml:space="preserve">,</w:t>
-      </w:r>
-      <w:r>
-        <w:t xml:space="preserve"> </w:t>
-      </w:r>
-      <w:r>
-        <w:t xml:space="preserve">using a</w:t>
-      </w:r>
-      <w:r>
-        <w:t xml:space="preserve"> </w:t>
-      </w:r>
-      <w:r>
-        <w:rPr>
-          <w:b/>
-          <w:bCs/>
-        </w:rPr>
-        <w:t xml:space="preserve">classification rule</w:t>
-      </w:r>
-      <w:r>
-        <w:t xml:space="preserve"> </w:t>
-      </w:r>
-      <m:oMath>
-        <m:r>
-          <m:t>c</m:t>
-        </m:r>
-      </m:oMath>
-      <w:r>
-        <w:t xml:space="preserve"> </w:t>
-      </w:r>
-      <w:r>
-        <w:t xml:space="preserve">that maps features to classes:</w:t>
-      </w:r>
-    </w:p>
-    <w:p>
-      <w:pPr>
-        <w:pStyle w:val="BodyText"/>
-      </w:pPr>
-      <w:bookmarkStart w:id="11" w:name="eq-classification"/>
-      <m:oMathPara>
-        <m:oMathParaPr>
-          <m:jc m:val="center"/>
-        </m:oMathParaPr>
-        <m:oMath>
-          <m:r>
-            <m:t>c</m:t>
-          </m:r>
-          <m:r>
-            <m:rPr>
-              <m:sty m:val="p"/>
-            </m:rPr>
-            <m:t>:</m:t>
-          </m:r>
-          <m:r>
-            <m:t>x</m:t>
-          </m:r>
-          <m:r>
-            <m:rPr>
-              <m:sty m:val="p"/>
-            </m:rPr>
-            <m:t>↦</m:t>
-          </m:r>
-          <m:r>
-            <m:t>c</m:t>
-          </m:r>
-          <m:r>
-            <m:rPr>
-              <m:sty m:val="p"/>
-            </m:rPr>
-            <m:t>(</m:t>
-          </m:r>
-          <m:r>
-            <m:t>x</m:t>
-          </m:r>
-          <m:r>
-            <m:rPr>
-              <m:sty m:val="p"/>
-            </m:rPr>
-            <m:t>)</m:t>
-          </m:r>
-          <m:r>
-            <m:rPr>
-              <m:sty m:val="p"/>
-            </m:rPr>
-            <m:t>∈</m:t>
-          </m:r>
-          <m:r>
-            <m:rPr>
-              <m:scr m:val="script"/>
-              <m:sty m:val="p"/>
-            </m:rPr>
-            <m:t>C</m:t>
-          </m:r>
-          <m:r>
-            <m:t>  </m:t>
-          </m:r>
-          <m:r>
-            <m:rPr>
-              <m:sty m:val="p"/>
-            </m:rPr>
-            <m:t>(</m:t>
-          </m:r>
-          <m:r>
-            <m:t>1</m:t>
-          </m:r>
-          <m:r>
-            <m:rPr>
-              <m:sty m:val="p"/>
-            </m:rPr>
-            <m:t>)</m:t>
-          </m:r>
-        </m:oMath>
-      </m:oMathPara>
-      <w:bookmarkEnd w:id="11"/>
-    </w:p>
-    <w:p>
-      <w:pPr>
-        <w:pStyle w:val="FirstParagraph"/>
-      </w:pPr>
-      <w:r>
-        <w:t xml:space="preserve">where</w:t>
+        <w:t xml:space="preserve">.</w:t>
+      </w:r>
+      <w:r>
+        <w:t xml:space="preserve"> </w:t>
+      </w:r>
+      <w:r>
+        <w:t xml:space="preserve">Let</w:t>
       </w:r>
       <w:r>
         <w:t xml:space="preserve"> </w:t>
@@ -384,7 +311,7 @@
         <w:t xml:space="preserve"> </w:t>
       </w:r>
       <w:r>
-        <w:t xml:space="preserve">is a set of</w:t>
+        <w:t xml:space="preserve">be a set of</w:t>
       </w:r>
       <w:r>
         <w:t xml:space="preserve"> </w:t>
@@ -475,10 +402,152 @@
       </w:r>
     </w:p>
     <w:bookmarkEnd w:id="12"/>
-    <w:bookmarkStart w:id="14" w:name="exm-classification"/>
+    <w:bookmarkStart w:id="14" w:name="def-classification-rule"/>
     <w:p>
       <w:pPr>
         <w:pStyle w:val="BodyText"/>
+      </w:pPr>
+      <w:r>
+        <w:rPr>
+          <w:b/>
+          <w:bCs/>
+        </w:rPr>
+        <w:t xml:space="preserve">Definition 3 (Classification rule)</w:t>
+      </w:r>
+      <w:r>
+        <w:t xml:space="preserve"> </w:t>
+      </w:r>
+      <w:r>
+        <w:t xml:space="preserve">A</w:t>
+      </w:r>
+      <w:r>
+        <w:t xml:space="preserve"> </w:t>
+      </w:r>
+      <w:r>
+        <w:rPr>
+          <w:b/>
+          <w:bCs/>
+        </w:rPr>
+        <w:t xml:space="preserve">classification rule</w:t>
+      </w:r>
+      <w:r>
+        <w:t xml:space="preserve"> </w:t>
+      </w:r>
+      <m:oMath>
+        <m:r>
+          <m:t>c</m:t>
+        </m:r>
+      </m:oMath>
+      <w:r>
+        <w:t xml:space="preserve"> </w:t>
+      </w:r>
+      <w:r>
+        <w:t xml:space="preserve">maps features to classes</w:t>
+      </w:r>
+      <w:r>
+        <w:t xml:space="preserve"> </w:t>
+      </w:r>
+      <w:r>
+        <w:t xml:space="preserve">(</w:t>
+      </w:r>
+      <w:hyperlink w:anchor="def-class">
+        <w:r>
+          <w:rPr>
+            <w:rStyle w:val="Hyperlink"/>
+          </w:rPr>
+          <w:t xml:space="preserve">Definition 2</w:t>
+        </w:r>
+      </w:hyperlink>
+      <w:r>
+        <w:t xml:space="preserve">):</w:t>
+      </w:r>
+    </w:p>
+    <w:p>
+      <w:pPr>
+        <w:pStyle w:val="BodyText"/>
+      </w:pPr>
+      <w:bookmarkStart w:id="13" w:name="eq-classification"/>
+      <m:oMathPara>
+        <m:oMathParaPr>
+          <m:jc m:val="center"/>
+        </m:oMathParaPr>
+        <m:oMath>
+          <m:r>
+            <m:t>c</m:t>
+          </m:r>
+          <m:r>
+            <m:rPr>
+              <m:sty m:val="p"/>
+            </m:rPr>
+            <m:t>:</m:t>
+          </m:r>
+          <m:r>
+            <m:t>x</m:t>
+          </m:r>
+          <m:r>
+            <m:rPr>
+              <m:sty m:val="p"/>
+            </m:rPr>
+            <m:t>↦</m:t>
+          </m:r>
+          <m:r>
+            <m:t>c</m:t>
+          </m:r>
+          <m:r>
+            <m:rPr>
+              <m:sty m:val="p"/>
+            </m:rPr>
+            <m:t>(</m:t>
+          </m:r>
+          <m:r>
+            <m:t>x</m:t>
+          </m:r>
+          <m:r>
+            <m:rPr>
+              <m:sty m:val="p"/>
+            </m:rPr>
+            <m:t>)</m:t>
+          </m:r>
+          <m:r>
+            <m:rPr>
+              <m:sty m:val="p"/>
+            </m:rPr>
+            <m:t>∈</m:t>
+          </m:r>
+          <m:r>
+            <m:rPr>
+              <m:scr m:val="script"/>
+              <m:sty m:val="p"/>
+            </m:rPr>
+            <m:t>C</m:t>
+          </m:r>
+          <m:r>
+            <m:t>  </m:t>
+          </m:r>
+          <m:r>
+            <m:rPr>
+              <m:sty m:val="p"/>
+            </m:rPr>
+            <m:t>(</m:t>
+          </m:r>
+          <m:r>
+            <m:t>1</m:t>
+          </m:r>
+          <m:r>
+            <m:rPr>
+              <m:sty m:val="p"/>
+            </m:rPr>
+            <m:t>)</m:t>
+          </m:r>
+        </m:oMath>
+      </m:oMathPara>
+      <w:bookmarkEnd w:id="13"/>
+    </w:p>
+    <w:bookmarkEnd w:id="14"/>
+    <w:bookmarkStart w:id="16" w:name="exm-classification"/>
+    <w:p>
+      <w:pPr>
+        <w:pStyle w:val="FirstParagraph"/>
       </w:pPr>
       <w:r>
         <w:rPr>
@@ -606,12 +675,12 @@
       <w:r>
         <w:t xml:space="preserve">(</w:t>
       </w:r>
-      <w:hyperlink w:anchor="def-classification">
+      <w:hyperlink w:anchor="def-classification-rule">
         <w:r>
           <w:rPr>
             <w:rStyle w:val="Hyperlink"/>
           </w:rPr>
-          <w:t xml:space="preserve">Definition 1</w:t>
+          <w:t xml:space="preserve">Definition 3</w:t>
         </w:r>
       </w:hyperlink>
       <w:r>
@@ -649,7 +718,7 @@
       <w:pPr>
         <w:pStyle w:val="BodyText"/>
       </w:pPr>
-      <w:bookmarkStart w:id="13" w:name="eq-classification-exm"/>
+      <w:bookmarkStart w:id="15" w:name="eq-classification-exm"/>
       <m:oMathPara>
         <m:oMathParaPr>
           <m:jc m:val="center"/>
@@ -818,10 +887,10 @@
           </m:r>
         </m:oMath>
       </m:oMathPara>
-      <w:bookmarkEnd w:id="13"/>
+      <w:bookmarkEnd w:id="15"/>
     </w:p>
-    <w:bookmarkEnd w:id="14"/>
-    <w:bookmarkStart w:id="15" w:name="rem-classification-binary-labels"/>
+    <w:bookmarkEnd w:id="16"/>
+    <w:bookmarkStart w:id="17" w:name="rem-classification-binary-labels"/>
     <w:p>
       <w:pPr>
         <w:pStyle w:val="FirstParagraph"/>
@@ -911,9 +980,9 @@
         <w:t xml:space="preserve">.</w:t>
       </w:r>
     </w:p>
-    <w:bookmarkEnd w:id="15"/>
-    <w:bookmarkEnd w:id="16"/>
-    <w:bookmarkStart w:id="32" w:name="diagnostic-test-characteristics"/>
+    <w:bookmarkEnd w:id="17"/>
+    <w:bookmarkEnd w:id="18"/>
+    <w:bookmarkStart w:id="34" w:name="diagnostic-test-characteristics"/>
     <w:p>
       <w:pPr>
         <w:pStyle w:val="Heading2"/>
@@ -922,7 +991,7 @@
         <w:t xml:space="preserve">2 Diagnostic test characteristics</w:t>
       </w:r>
     </w:p>
-    <w:bookmarkStart w:id="18" w:name="def-sensitivity"/>
+    <w:bookmarkStart w:id="20" w:name="def-sensitivity"/>
     <w:p>
       <w:pPr>
         <w:pStyle w:val="FirstParagraph"/>
@@ -932,7 +1001,7 @@
           <w:b/>
           <w:bCs/>
         </w:rPr>
-        <w:t xml:space="preserve">Definition 2 (Sensitivity)</w:t>
+        <w:t xml:space="preserve">Definition 4 (Sensitivity)</w:t>
       </w:r>
       <w:r>
         <w:t xml:space="preserve"> </w:t>
@@ -992,7 +1061,7 @@
       <w:pPr>
         <w:pStyle w:val="BodyText"/>
       </w:pPr>
-      <w:bookmarkStart w:id="17" w:name="eq-sensitivity"/>
+      <w:bookmarkStart w:id="19" w:name="eq-sensitivity"/>
       <m:oMathPara>
         <m:oMathParaPr>
           <m:jc m:val="center"/>
@@ -1077,10 +1146,10 @@
           </m:r>
         </m:oMath>
       </m:oMathPara>
-      <w:bookmarkEnd w:id="17"/>
+      <w:bookmarkEnd w:id="19"/>
     </w:p>
-    <w:bookmarkEnd w:id="18"/>
-    <w:bookmarkStart w:id="20" w:name="exm-sensitivity"/>
+    <w:bookmarkEnd w:id="20"/>
+    <w:bookmarkStart w:id="22" w:name="exm-sensitivity"/>
     <w:p>
       <w:pPr>
         <w:pStyle w:val="FirstParagraph"/>
@@ -1167,7 +1236,7 @@
           <w:rPr>
             <w:rStyle w:val="Hyperlink"/>
           </w:rPr>
-          <w:t xml:space="preserve">Definition 2</w:t>
+          <w:t xml:space="preserve">Definition 4</w:t>
         </w:r>
       </w:hyperlink>
       <w:r>
@@ -1178,7 +1247,7 @@
       <w:pPr>
         <w:pStyle w:val="BodyText"/>
       </w:pPr>
-      <w:bookmarkStart w:id="19" w:name="eq-sensitivity-exm"/>
+      <w:bookmarkStart w:id="21" w:name="eq-sensitivity-exm"/>
       <m:oMathPara>
         <m:oMathParaPr>
           <m:jc m:val="center"/>
@@ -1246,10 +1315,10 @@
           </m:r>
         </m:oMath>
       </m:oMathPara>
-      <w:bookmarkEnd w:id="19"/>
+      <w:bookmarkEnd w:id="21"/>
     </w:p>
-    <w:bookmarkEnd w:id="20"/>
-    <w:bookmarkStart w:id="22" w:name="def-specificity"/>
+    <w:bookmarkEnd w:id="22"/>
+    <w:bookmarkStart w:id="24" w:name="def-specificity"/>
     <w:p>
       <w:pPr>
         <w:pStyle w:val="FirstParagraph"/>
@@ -1259,7 +1328,7 @@
           <w:b/>
           <w:bCs/>
         </w:rPr>
-        <w:t xml:space="preserve">Definition 3 (Specificity)</w:t>
+        <w:t xml:space="preserve">Definition 5 (Specificity)</w:t>
       </w:r>
       <w:r>
         <w:t xml:space="preserve"> </w:t>
@@ -1331,7 +1400,7 @@
       <w:pPr>
         <w:pStyle w:val="BodyText"/>
       </w:pPr>
-      <w:bookmarkStart w:id="21" w:name="eq-specificity"/>
+      <w:bookmarkStart w:id="23" w:name="eq-specificity"/>
       <m:oMathPara>
         <m:oMathParaPr>
           <m:jc m:val="center"/>
@@ -1428,10 +1497,10 @@
           </m:r>
         </m:oMath>
       </m:oMathPara>
-      <w:bookmarkEnd w:id="21"/>
+      <w:bookmarkEnd w:id="23"/>
     </w:p>
-    <w:bookmarkEnd w:id="22"/>
-    <w:bookmarkStart w:id="26" w:name="exm-specificity"/>
+    <w:bookmarkEnd w:id="24"/>
+    <w:bookmarkStart w:id="28" w:name="exm-specificity"/>
     <w:p>
       <w:pPr>
         <w:pStyle w:val="FirstParagraph"/>
@@ -1477,7 +1546,7 @@
           <w:rPr>
             <w:rStyle w:val="Hyperlink"/>
           </w:rPr>
-          <w:t xml:space="preserve">Definition 3</w:t>
+          <w:t xml:space="preserve">Definition 5</w:t>
         </w:r>
       </w:hyperlink>
       <w:r>
@@ -1488,7 +1557,7 @@
       <w:pPr>
         <w:pStyle w:val="BodyText"/>
       </w:pPr>
-      <w:bookmarkStart w:id="23" w:name="eq-specificity-exm"/>
+      <w:bookmarkStart w:id="25" w:name="eq-specificity-exm"/>
       <m:oMathPara>
         <m:oMathParaPr>
           <m:jc m:val="center"/>
@@ -1568,7 +1637,7 @@
           </m:r>
         </m:oMath>
       </m:oMathPara>
-      <w:bookmarkEnd w:id="23"/>
+      <w:bookmarkEnd w:id="25"/>
     </w:p>
     <w:p>
       <w:pPr>
@@ -1580,7 +1649,7 @@
       <w:r>
         <w:t xml:space="preserve"> </w:t>
       </w:r>
-      <w:hyperlink r:id="rId24">
+      <w:hyperlink r:id="rId26">
         <w:r>
           <w:rPr>
             <w:rStyle w:val="Hyperlink"/>
@@ -1602,7 +1671,7 @@
       <w:pPr>
         <w:pStyle w:val="BodyText"/>
       </w:pPr>
-      <w:bookmarkStart w:id="25" w:name="eq-specificity-exm-2"/>
+      <w:bookmarkStart w:id="27" w:name="eq-specificity-exm-2"/>
       <m:oMathPara>
         <m:oMathParaPr>
           <m:jc m:val="center"/>
@@ -1826,10 +1895,10 @@
           </m:r>
         </m:oMath>
       </m:oMathPara>
-      <w:bookmarkEnd w:id="25"/>
+      <w:bookmarkEnd w:id="27"/>
     </w:p>
-    <w:bookmarkEnd w:id="26"/>
-    <w:bookmarkStart w:id="28" w:name="def-prevalence"/>
+    <w:bookmarkEnd w:id="28"/>
+    <w:bookmarkStart w:id="30" w:name="def-prevalence"/>
     <w:p>
       <w:pPr>
         <w:pStyle w:val="FirstParagraph"/>
@@ -1839,7 +1908,7 @@
           <w:b/>
           <w:bCs/>
         </w:rPr>
-        <w:t xml:space="preserve">Definition 4 (Prevalence)</w:t>
+        <w:t xml:space="preserve">Definition 6 (Prevalence)</w:t>
       </w:r>
       <w:r>
         <w:t xml:space="preserve"> </w:t>
@@ -1888,7 +1957,7 @@
       <w:pPr>
         <w:pStyle w:val="BodyText"/>
       </w:pPr>
-      <w:bookmarkStart w:id="27" w:name="eq-prevalence"/>
+      <w:bookmarkStart w:id="29" w:name="eq-prevalence"/>
       <m:oMathPara>
         <m:oMathParaPr>
           <m:jc m:val="center"/>
@@ -1961,10 +2030,10 @@
           </m:r>
         </m:oMath>
       </m:oMathPara>
-      <w:bookmarkEnd w:id="27"/>
+      <w:bookmarkEnd w:id="29"/>
     </w:p>
-    <w:bookmarkEnd w:id="28"/>
-    <w:bookmarkStart w:id="31" w:name="exm-prevalence"/>
+    <w:bookmarkEnd w:id="30"/>
+    <w:bookmarkStart w:id="33" w:name="exm-prevalence"/>
     <w:p>
       <w:pPr>
         <w:pStyle w:val="FirstParagraph"/>
@@ -2010,7 +2079,7 @@
           <w:rPr>
             <w:rStyle w:val="Hyperlink"/>
           </w:rPr>
-          <w:t xml:space="preserve">Definition 4</w:t>
+          <w:t xml:space="preserve">Definition 6</w:t>
         </w:r>
       </w:hyperlink>
       <w:r>
@@ -2021,7 +2090,7 @@
       <w:pPr>
         <w:pStyle w:val="BodyText"/>
       </w:pPr>
-      <w:bookmarkStart w:id="29" w:name="eq-prevalence-exm"/>
+      <w:bookmarkStart w:id="31" w:name="eq-prevalence-exm"/>
       <m:oMathPara>
         <m:oMathParaPr>
           <m:jc m:val="center"/>
@@ -2077,7 +2146,7 @@
           </m:r>
         </m:oMath>
       </m:oMathPara>
-      <w:bookmarkEnd w:id="29"/>
+      <w:bookmarkEnd w:id="31"/>
     </w:p>
     <w:p>
       <w:pPr>
@@ -2089,7 +2158,7 @@
       <w:r>
         <w:t xml:space="preserve"> </w:t>
       </w:r>
-      <w:hyperlink r:id="rId24">
+      <w:hyperlink r:id="rId26">
         <w:r>
           <w:rPr>
             <w:rStyle w:val="Hyperlink"/>
@@ -2111,7 +2180,7 @@
       <w:pPr>
         <w:pStyle w:val="BodyText"/>
       </w:pPr>
-      <w:bookmarkStart w:id="30" w:name="eq-prevalence-exm-2"/>
+      <w:bookmarkStart w:id="32" w:name="eq-prevalence-exm-2"/>
       <m:oMathPara>
         <m:oMathParaPr>
           <m:jc m:val="center"/>
@@ -2283,11 +2352,11 @@
           </m:r>
         </m:oMath>
       </m:oMathPara>
-      <w:bookmarkEnd w:id="30"/>
+      <w:bookmarkEnd w:id="32"/>
     </w:p>
-    <w:bookmarkEnd w:id="31"/>
-    <w:bookmarkEnd w:id="32"/>
-    <w:bookmarkStart w:id="43" w:name="predictive-values"/>
+    <w:bookmarkEnd w:id="33"/>
+    <w:bookmarkEnd w:id="34"/>
+    <w:bookmarkStart w:id="45" w:name="predictive-values"/>
     <w:p>
       <w:pPr>
         <w:pStyle w:val="Heading2"/>
@@ -2296,7 +2365,7 @@
         <w:t xml:space="preserve">3 Predictive values</w:t>
       </w:r>
     </w:p>
-    <w:bookmarkStart w:id="34" w:name="def-ppv"/>
+    <w:bookmarkStart w:id="36" w:name="def-ppv"/>
     <w:p>
       <w:pPr>
         <w:pStyle w:val="FirstParagraph"/>
@@ -2306,7 +2375,7 @@
           <w:b/>
           <w:bCs/>
         </w:rPr>
-        <w:t xml:space="preserve">Definition 5 (Positive predictive value (PPV))</w:t>
+        <w:t xml:space="preserve">Definition 7 (Positive predictive value (PPV))</w:t>
       </w:r>
       <w:r>
         <w:t xml:space="preserve"> </w:t>
@@ -2366,7 +2435,7 @@
       <w:pPr>
         <w:pStyle w:val="BodyText"/>
       </w:pPr>
-      <w:bookmarkStart w:id="33" w:name="eq-ppv"/>
+      <w:bookmarkStart w:id="35" w:name="eq-ppv"/>
       <m:oMathPara>
         <m:oMathParaPr>
           <m:jc m:val="center"/>
@@ -2451,10 +2520,10 @@
           </m:r>
         </m:oMath>
       </m:oMathPara>
-      <w:bookmarkEnd w:id="33"/>
+      <w:bookmarkEnd w:id="35"/>
     </w:p>
-    <w:bookmarkEnd w:id="34"/>
-    <w:bookmarkStart w:id="37" w:name="exm-ppv"/>
+    <w:bookmarkEnd w:id="36"/>
+    <w:bookmarkStart w:id="39" w:name="exm-ppv"/>
     <w:p>
       <w:pPr>
         <w:pStyle w:val="FirstParagraph"/>
@@ -2526,7 +2595,7 @@
       <w:r>
         <w:t xml:space="preserve"> </w:t>
       </w:r>
-      <w:hyperlink r:id="rId35">
+      <w:hyperlink r:id="rId37">
         <w:r>
           <w:rPr>
             <w:rStyle w:val="Hyperlink"/>
@@ -2545,7 +2614,7 @@
           <w:rPr>
             <w:rStyle w:val="Hyperlink"/>
           </w:rPr>
-          <w:t xml:space="preserve">Definition 5</w:t>
+          <w:t xml:space="preserve">Definition 7</w:t>
         </w:r>
       </w:hyperlink>
       <w:r>
@@ -2556,7 +2625,7 @@
       <w:pPr>
         <w:pStyle w:val="BodyText"/>
       </w:pPr>
-      <w:bookmarkStart w:id="36" w:name="eq-ppv-exm"/>
+      <w:bookmarkStart w:id="38" w:name="eq-ppv-exm"/>
       <m:oMathPara>
         <m:oMathParaPr>
           <m:jc m:val="center"/>
@@ -2624,7 +2693,7 @@
           </m:r>
         </m:oMath>
       </m:oMathPara>
-      <w:bookmarkEnd w:id="36"/>
+      <w:bookmarkEnd w:id="38"/>
     </w:p>
     <w:p>
       <w:pPr>
@@ -2652,8 +2721,8 @@
         <w:t xml:space="preserve">false positives make up a meaningful fraction of all positive tests.</w:t>
       </w:r>
     </w:p>
-    <w:bookmarkEnd w:id="37"/>
-    <w:bookmarkStart w:id="39" w:name="def-npv"/>
+    <w:bookmarkEnd w:id="39"/>
+    <w:bookmarkStart w:id="41" w:name="def-npv"/>
     <w:p>
       <w:pPr>
         <w:pStyle w:val="BodyText"/>
@@ -2663,7 +2732,7 @@
           <w:b/>
           <w:bCs/>
         </w:rPr>
-        <w:t xml:space="preserve">Definition 6 (Negative predictive value (NPV))</w:t>
+        <w:t xml:space="preserve">Definition 8 (Negative predictive value (NPV))</w:t>
       </w:r>
       <w:r>
         <w:t xml:space="preserve"> </w:t>
@@ -2735,7 +2804,7 @@
       <w:pPr>
         <w:pStyle w:val="BodyText"/>
       </w:pPr>
-      <w:bookmarkStart w:id="38" w:name="eq-npv"/>
+      <w:bookmarkStart w:id="40" w:name="eq-npv"/>
       <m:oMathPara>
         <m:oMathParaPr>
           <m:jc m:val="center"/>
@@ -2832,10 +2901,10 @@
           </m:r>
         </m:oMath>
       </m:oMathPara>
-      <w:bookmarkEnd w:id="38"/>
+      <w:bookmarkEnd w:id="40"/>
     </w:p>
-    <w:bookmarkEnd w:id="39"/>
-    <w:bookmarkStart w:id="42" w:name="exm-npv"/>
+    <w:bookmarkEnd w:id="41"/>
+    <w:bookmarkStart w:id="44" w:name="exm-npv"/>
     <w:p>
       <w:pPr>
         <w:pStyle w:val="FirstParagraph"/>
@@ -2919,7 +2988,7 @@
       <w:r>
         <w:t xml:space="preserve"> </w:t>
       </w:r>
-      <w:hyperlink r:id="rId24">
+      <w:hyperlink r:id="rId26">
         <w:r>
           <w:rPr>
             <w:rStyle w:val="Hyperlink"/>
@@ -2935,7 +3004,7 @@
       <w:pPr>
         <w:pStyle w:val="BodyText"/>
       </w:pPr>
-      <w:bookmarkStart w:id="40" w:name="eq-npv-exm"/>
+      <w:bookmarkStart w:id="42" w:name="eq-npv-exm"/>
       <m:oMathPara>
         <m:oMathParaPr>
           <m:jc m:val="center"/>
@@ -3141,7 +3210,7 @@
           </m:r>
         </m:oMath>
       </m:oMathPara>
-      <w:bookmarkEnd w:id="40"/>
+      <w:bookmarkEnd w:id="42"/>
     </w:p>
     <w:p>
       <w:pPr>
@@ -3240,7 +3309,7 @@
           <w:rPr>
             <w:rStyle w:val="Hyperlink"/>
           </w:rPr>
-          <w:t xml:space="preserve">Definition 6</w:t>
+          <w:t xml:space="preserve">Definition 8</w:t>
         </w:r>
       </w:hyperlink>
       <w:r>
@@ -3251,7 +3320,7 @@
       <w:pPr>
         <w:pStyle w:val="BodyText"/>
       </w:pPr>
-      <w:bookmarkStart w:id="41" w:name="eq-npv-exm-2"/>
+      <w:bookmarkStart w:id="43" w:name="eq-npv-exm-2"/>
       <m:oMathPara>
         <m:oMathParaPr>
           <m:jc m:val="center"/>
@@ -3915,7 +3984,7 @@
           </m:r>
         </m:oMath>
       </m:oMathPara>
-      <w:bookmarkEnd w:id="41"/>
+      <w:bookmarkEnd w:id="43"/>
     </w:p>
     <w:p>
       <w:pPr>
@@ -3931,9 +4000,9 @@
         <w:t xml:space="preserve">only about 8 in 10,000 people who test negative have COVID-19.</w:t>
       </w:r>
     </w:p>
-    <w:bookmarkEnd w:id="42"/>
-    <w:bookmarkEnd w:id="43"/>
-    <w:bookmarkStart w:id="63" w:name="X076ffac91629c23ab63ea48ae4a49dc44f38759"/>
+    <w:bookmarkEnd w:id="44"/>
+    <w:bookmarkEnd w:id="45"/>
+    <w:bookmarkStart w:id="65" w:name="X076ffac91629c23ab63ea48ae4a49dc44f38759"/>
     <w:p>
       <w:pPr>
         <w:pStyle w:val="Heading2"/>
@@ -3942,7 +4011,7 @@
         <w:t xml:space="preserve">4 PPV in terms of sensitivity, specificity, and prevalence</w:t>
       </w:r>
     </w:p>
-    <w:bookmarkStart w:id="44" w:name="exr-prob-positive"/>
+    <w:bookmarkStart w:id="46" w:name="exr-prob-positive"/>
     <w:p>
       <w:pPr>
         <w:pStyle w:val="FirstParagraph"/>
@@ -4083,8 +4152,8 @@
         <w:t xml:space="preserve">of the disease.</w:t>
       </w:r>
     </w:p>
-    <w:bookmarkEnd w:id="44"/>
-    <w:bookmarkStart w:id="46" w:name="sol-prob-positive"/>
+    <w:bookmarkEnd w:id="46"/>
+    <w:bookmarkStart w:id="48" w:name="sol-prob-positive"/>
     <w:p>
       <w:pPr>
         <w:pStyle w:val="FirstParagraph"/>
@@ -4166,7 +4235,7 @@
       <w:pPr>
         <w:pStyle w:val="BodyText"/>
       </w:pPr>
-      <w:bookmarkStart w:id="45" w:name="eq-prob-positive-exr"/>
+      <w:bookmarkStart w:id="47" w:name="eq-prob-positive-exr"/>
       <m:oMathPara>
         <m:oMathParaPr>
           <m:jc m:val="center"/>
@@ -5176,10 +5245,10 @@
           </m:r>
         </m:oMath>
       </m:oMathPara>
-      <w:bookmarkEnd w:id="45"/>
+      <w:bookmarkEnd w:id="47"/>
     </w:p>
-    <w:bookmarkEnd w:id="46"/>
-    <w:bookmarkStart w:id="48" w:name="thm-prob-positive"/>
+    <w:bookmarkEnd w:id="48"/>
+    <w:bookmarkStart w:id="50" w:name="thm-prob-positive"/>
     <w:p>
       <w:pPr>
         <w:pStyle w:val="FirstParagraph"/>
@@ -5347,7 +5416,7 @@
       <w:pPr>
         <w:pStyle w:val="BodyText"/>
       </w:pPr>
-      <w:bookmarkStart w:id="47" w:name="eq-prob-positive"/>
+      <w:bookmarkStart w:id="49" w:name="eq-prob-positive"/>
       <m:oMathPara>
         <m:oMathParaPr>
           <m:jc m:val="center"/>
@@ -5491,9 +5560,9 @@
           </m:r>
         </m:oMath>
       </m:oMathPara>
-      <w:bookmarkEnd w:id="47"/>
+      <w:bookmarkEnd w:id="49"/>
     </w:p>
-    <w:bookmarkEnd w:id="48"/>
+    <w:bookmarkEnd w:id="50"/>
     <w:p>
       <w:pPr>
         <w:pStyle w:val="FirstParagraph"/>
@@ -5540,7 +5609,7 @@
         <w:t xml:space="preserve">.</w:t>
       </w:r>
     </w:p>
-    <w:bookmarkStart w:id="49" w:name="exr-ppv-bayes"/>
+    <w:bookmarkStart w:id="51" w:name="exr-ppv-bayes"/>
     <w:p>
       <w:pPr>
         <w:pStyle w:val="BodyText"/>
@@ -5663,8 +5732,8 @@
         <w:t xml:space="preserve">of the disease.</w:t>
       </w:r>
     </w:p>
-    <w:bookmarkEnd w:id="49"/>
-    <w:bookmarkStart w:id="51" w:name="sol-ppv-bayes"/>
+    <w:bookmarkEnd w:id="51"/>
+    <w:bookmarkStart w:id="53" w:name="sol-ppv-bayes"/>
     <w:p>
       <w:pPr>
         <w:pStyle w:val="FirstParagraph"/>
@@ -5780,7 +5849,7 @@
       <w:pPr>
         <w:pStyle w:val="BodyText"/>
       </w:pPr>
-      <w:bookmarkStart w:id="50" w:name="eq-ppv-bayes-exr"/>
+      <w:bookmarkStart w:id="52" w:name="eq-ppv-bayes-exr"/>
       <m:oMathPara>
         <m:oMathParaPr>
           <m:jc m:val="center"/>
@@ -6303,10 +6372,10 @@
           </m:r>
         </m:oMath>
       </m:oMathPara>
-      <w:bookmarkEnd w:id="50"/>
+      <w:bookmarkEnd w:id="52"/>
     </w:p>
-    <w:bookmarkEnd w:id="51"/>
-    <w:bookmarkStart w:id="53" w:name="thm-ppv-bayes"/>
+    <w:bookmarkEnd w:id="53"/>
+    <w:bookmarkStart w:id="55" w:name="thm-ppv-bayes"/>
     <w:p>
       <w:pPr>
         <w:pStyle w:val="FirstParagraph"/>
@@ -6567,7 +6636,7 @@
       <w:pPr>
         <w:pStyle w:val="BodyText"/>
       </w:pPr>
-      <w:bookmarkStart w:id="52" w:name="eq-ppv-bayes"/>
+      <w:bookmarkStart w:id="54" w:name="eq-ppv-bayes"/>
       <m:oMathPara>
         <m:oMathParaPr>
           <m:jc m:val="center"/>
@@ -6719,9 +6788,9 @@
           </m:r>
         </m:oMath>
       </m:oMathPara>
-      <w:bookmarkEnd w:id="52"/>
+      <w:bookmarkEnd w:id="54"/>
     </w:p>
-    <w:bookmarkEnd w:id="53"/>
+    <w:bookmarkEnd w:id="55"/>
     <w:p>
       <w:pPr>
         <w:pStyle w:val="FirstParagraph"/>
@@ -6788,7 +6857,7 @@
         <w:t xml:space="preserve">.</w:t>
       </w:r>
     </w:p>
-    <w:bookmarkStart w:id="54" w:name="exr-ppv-ratio-form"/>
+    <w:bookmarkStart w:id="56" w:name="exr-ppv-ratio-form"/>
     <w:p>
       <w:pPr>
         <w:pStyle w:val="BodyText"/>
@@ -6914,8 +6983,8 @@
         <w:t xml:space="preserve">of non-diseased to diseased people in the population.</w:t>
       </w:r>
     </w:p>
-    <w:bookmarkEnd w:id="54"/>
-    <w:bookmarkStart w:id="56" w:name="sol-ppv-ratio-form"/>
+    <w:bookmarkEnd w:id="56"/>
+    <w:bookmarkStart w:id="58" w:name="sol-ppv-ratio-form"/>
     <w:p>
       <w:pPr>
         <w:pStyle w:val="BodyText"/>
@@ -7186,7 +7255,7 @@
       <w:pPr>
         <w:pStyle w:val="BodyText"/>
       </w:pPr>
-      <w:bookmarkStart w:id="55" w:name="eq-ppv-ratio-form-exr"/>
+      <w:bookmarkStart w:id="57" w:name="eq-ppv-ratio-form-exr"/>
       <m:oMathPara>
         <m:oMathParaPr>
           <m:jc m:val="center"/>
@@ -7790,10 +7859,10 @@
           </m:r>
         </m:oMath>
       </m:oMathPara>
-      <w:bookmarkEnd w:id="55"/>
+      <w:bookmarkEnd w:id="57"/>
     </w:p>
-    <w:bookmarkEnd w:id="56"/>
-    <w:bookmarkStart w:id="58" w:name="thm-ppv-sens-spec-prev"/>
+    <w:bookmarkEnd w:id="58"/>
+    <w:bookmarkStart w:id="60" w:name="thm-ppv-sens-spec-prev"/>
     <w:p>
       <w:pPr>
         <w:pStyle w:val="FirstParagraph"/>
@@ -7866,7 +7935,7 @@
       <w:pPr>
         <w:pStyle w:val="BodyText"/>
       </w:pPr>
-      <w:bookmarkStart w:id="57" w:name="eq-ppv-sens-spec-prev"/>
+      <w:bookmarkStart w:id="59" w:name="eq-ppv-sens-spec-prev"/>
       <m:oMathPara>
         <m:oMathParaPr>
           <m:jc m:val="center"/>
@@ -7988,9 +8057,9 @@
           </m:r>
         </m:oMath>
       </m:oMathPara>
-      <w:bookmarkEnd w:id="57"/>
+      <w:bookmarkEnd w:id="59"/>
     </w:p>
-    <w:bookmarkEnd w:id="58"/>
+    <w:bookmarkEnd w:id="60"/>
     <w:p>
       <w:pPr>
         <w:pStyle w:val="FirstParagraph"/>
@@ -8074,7 +8143,7 @@
         <w:t xml:space="preserve">.</w:t>
       </w:r>
     </w:p>
-    <w:bookmarkStart w:id="61" w:name="exm-ppv-sens-spec-prev"/>
+    <w:bookmarkStart w:id="63" w:name="exm-ppv-sens-spec-prev"/>
     <w:p>
       <w:pPr>
         <w:pStyle w:val="BodyText"/>
@@ -8165,7 +8234,7 @@
       <w:pPr>
         <w:pStyle w:val="BodyText"/>
       </w:pPr>
-      <w:bookmarkStart w:id="59" w:name="eq-ppv-sens-spec-prev-exm"/>
+      <w:bookmarkStart w:id="61" w:name="eq-ppv-sens-spec-prev-exm"/>
       <m:oMathPara>
         <m:oMathParaPr>
           <m:jc m:val="center"/>
@@ -8658,7 +8727,7 @@
           </m:r>
         </m:oMath>
       </m:oMathPara>
-      <w:bookmarkEnd w:id="59"/>
+      <w:bookmarkEnd w:id="61"/>
     </w:p>
     <w:p>
       <w:pPr>
@@ -8741,7 +8810,7 @@
       <w:pPr>
         <w:pStyle w:val="BodyText"/>
       </w:pPr>
-      <w:bookmarkStart w:id="60" w:name="eq-ppv-sens-spec-prev-exm-2"/>
+      <w:bookmarkStart w:id="62" w:name="eq-ppv-sens-spec-prev-exm-2"/>
       <m:oMathPara>
         <m:oMathParaPr>
           <m:jc m:val="center"/>
@@ -9016,7 +9085,7 @@
           </m:r>
         </m:oMath>
       </m:oMathPara>
-      <w:bookmarkEnd w:id="60"/>
+      <w:bookmarkEnd w:id="62"/>
     </w:p>
     <w:p>
       <w:pPr>
@@ -9026,8 +9095,8 @@
         <w:t xml:space="preserve">so about 9 in 10 positive results would be false positives.</w:t>
       </w:r>
     </w:p>
-    <w:bookmarkEnd w:id="61"/>
-    <w:bookmarkStart w:id="62" w:name="rem-ppv-prevalence"/>
+    <w:bookmarkEnd w:id="63"/>
+    <w:bookmarkStart w:id="64" w:name="rem-ppv-prevalence"/>
     <w:p>
       <w:pPr>
         <w:pStyle w:val="BodyText"/>
@@ -9151,8 +9220,8 @@
         <w:t xml:space="preserve">shows.</w:t>
       </w:r>
     </w:p>
-    <w:bookmarkEnd w:id="62"/>
-    <w:bookmarkEnd w:id="63"/>
+    <w:bookmarkEnd w:id="64"/>
+    <w:bookmarkEnd w:id="65"/>
     <w:sectPr>
       <w:footnotePr>
         <w:numRestart w:val="eachSect"/>

--- a/pr-preview/pr-203/classification-handout-tracked-changes.docx
+++ b/pr-preview/pr-203/classification-handout-tracked-changes.docx
@@ -16,7 +16,7 @@
       </w:pPr>
       <w:del w:id="1" w:author="PR Preview" w:date="2026-01-01T00:00:00Z">
         <w:r>
-          <w:delText xml:space="preserve">Last modified: 2026-10-15 08:49:51 (PDT)</w:delText>
+          <w:delText xml:space="preserve">Last modified: 2026-10-15 09:04:24 (PDT)</w:delText>
         </w:r>
       </w:del>
     </w:p>
@@ -26,7 +26,7 @@
       </w:pPr>
       <w:ins w:id="2" w:author="PR Preview" w:date="2026-01-01T00:00:00Z">
         <w:r>
-          <w:t xml:space="preserve">Last modified: 2026-10-15 08:52:19 (PDT)</w:t>
+          <w:t xml:space="preserve">Last modified: 2026-10-15 09:14:12 (PDT)</w:t>
         </w:r>
       </w:ins>
     </w:p>
